--- a/TestRunner.docx
+++ b/TestRunner.docx
@@ -18,6 +18,9 @@
     </w:p>
     <w:p>
       <w:r>
+        <w:rPr>
+          <w:noProof/>
+        </w:rPr>
         <w:drawing>
           <wp:inline distT="0" distB="0" distL="0" distR="0" wp14:anchorId="2CBAD91F" wp14:editId="616BAA3E">
             <wp:extent cx="5943600" cy="2623820"/>
@@ -67,6 +70,9 @@
     </w:p>
     <w:p>
       <w:r>
+        <w:rPr>
+          <w:noProof/>
+        </w:rPr>
         <w:drawing>
           <wp:inline distT="0" distB="0" distL="0" distR="0" wp14:anchorId="088D9FCA" wp14:editId="2834799B">
             <wp:extent cx="5943600" cy="2984500"/>
@@ -116,6 +122,9 @@
     </w:p>
     <w:p>
       <w:r>
+        <w:rPr>
+          <w:noProof/>
+        </w:rPr>
         <w:lastRenderedPageBreak/>
         <w:drawing>
           <wp:inline distT="0" distB="0" distL="0" distR="0" wp14:anchorId="70E94903" wp14:editId="6CF71E6E">
@@ -154,6 +163,9 @@
         </w:drawing>
       </w:r>
       <w:r>
+        <w:rPr>
+          <w:noProof/>
+        </w:rPr>
         <w:drawing>
           <wp:inline distT="0" distB="0" distL="0" distR="0" wp14:anchorId="04F966EC" wp14:editId="7A683B0C">
             <wp:extent cx="5943600" cy="3357245"/>
@@ -179,6 +191,59 @@
                     <a:xfrm>
                       <a:off x="0" y="0"/>
                       <a:ext cx="5943600" cy="3357245"/>
+                    </a:xfrm>
+                    <a:prstGeom prst="rect">
+                      <a:avLst/>
+                    </a:prstGeom>
+                  </pic:spPr>
+                </pic:pic>
+              </a:graphicData>
+            </a:graphic>
+          </wp:inline>
+        </w:drawing>
+      </w:r>
+    </w:p>
+    <w:p>
+      <w:r>
+        <w:br w:type="column"/>
+      </w:r>
+      <w:proofErr w:type="spellStart"/>
+      <w:r>
+        <w:lastRenderedPageBreak/>
+        <w:t>Bài</w:t>
+      </w:r>
+      <w:proofErr w:type="spellEnd"/>
+      <w:r>
+        <w:t xml:space="preserve"> 2.2:</w:t>
+      </w:r>
+    </w:p>
+    <w:p>
+      <w:r>
+        <w:drawing>
+          <wp:inline distT="0" distB="0" distL="0" distR="0" wp14:anchorId="1201E31C" wp14:editId="69FB47B4">
+            <wp:extent cx="5943600" cy="3342005"/>
+            <wp:effectExtent l="0" t="0" r="0" b="0"/>
+            <wp:docPr id="86653470" name="Picture 1"/>
+            <wp:cNvGraphicFramePr>
+              <a:graphicFrameLocks xmlns:a="http://schemas.openxmlformats.org/drawingml/2006/main" noChangeAspect="1"/>
+            </wp:cNvGraphicFramePr>
+            <a:graphic xmlns:a="http://schemas.openxmlformats.org/drawingml/2006/main">
+              <a:graphicData uri="http://schemas.openxmlformats.org/drawingml/2006/picture">
+                <pic:pic xmlns:pic="http://schemas.openxmlformats.org/drawingml/2006/picture">
+                  <pic:nvPicPr>
+                    <pic:cNvPr id="86653470" name=""/>
+                    <pic:cNvPicPr/>
+                  </pic:nvPicPr>
+                  <pic:blipFill>
+                    <a:blip r:embed="rId8"/>
+                    <a:stretch>
+                      <a:fillRect/>
+                    </a:stretch>
+                  </pic:blipFill>
+                  <pic:spPr>
+                    <a:xfrm>
+                      <a:off x="0" y="0"/>
+                      <a:ext cx="5943600" cy="3342005"/>
                     </a:xfrm>
                     <a:prstGeom prst="rect">
                       <a:avLst/>
